--- a/Teacher Resources (Start Here)/11_STARLAB_Parent_Guardian_Communication_Pack.docx
+++ b/Teacher Resources (Start Here)/11_STARLAB_Parent_Guardian_Communication_Pack.docx
@@ -93,6 +93,9 @@
             </w:r>
           </w:p>
         </w:tc>
+        <w:trPr>
+          <w:tblHeader/>
+        </w:trPr>
       </w:tr>
     </w:tbl>
     <w:p/>
@@ -140,6 +143,9 @@
             </w:r>
           </w:p>
         </w:tc>
+        <w:trPr>
+          <w:tblHeader/>
+        </w:trPr>
       </w:tr>
       <w:tr>
         <w:tc>
@@ -394,6 +400,9 @@
             </w:r>
           </w:p>
         </w:tc>
+        <w:trPr>
+          <w:tblHeader/>
+        </w:trPr>
       </w:tr>
       <w:tr>
         <w:tc>
@@ -956,10 +965,13 @@
               <w:spacing w:after="60"/>
             </w:pPr>
             <w:r>
-              <w:t>Place this document in a portal section titled Family Communication or Parent/Guardian Communication. Also link the Welcome Letter, Safety and Approval Notice, Showcase Invitation, and Parent FAQ from the main Teacher Start Here page.</w:t>
+              <w:t>Keep this pack in the Teacher Resource Library under Communication and Partnerships and label it For Teacher Distribution. Do not create a separate public family portal page at this time.</w:t>
             </w:r>
           </w:p>
         </w:tc>
+        <w:trPr>
+          <w:tblHeader/>
+        </w:trPr>
       </w:tr>
     </w:tbl>
     <w:p>
@@ -1020,6 +1032,9 @@
             </w:r>
           </w:p>
         </w:tc>
+        <w:trPr>
+          <w:tblHeader/>
+        </w:trPr>
       </w:tr>
       <w:tr>
         <w:tc>
@@ -1211,6 +1226,9 @@
             </w:r>
           </w:p>
         </w:tc>
+        <w:trPr>
+          <w:tblHeader/>
+        </w:trPr>
       </w:tr>
       <w:tr>
         <w:tc>
@@ -1417,6 +1435,9 @@
             </w:r>
           </w:p>
         </w:tc>
+        <w:trPr>
+          <w:tblHeader/>
+        </w:trPr>
       </w:tr>
       <w:tr>
         <w:tc>
@@ -1603,6 +1624,9 @@
             </w:r>
           </w:p>
         </w:tc>
+        <w:trPr>
+          <w:tblHeader/>
+        </w:trPr>
       </w:tr>
       <w:tr>
         <w:tc>
@@ -1789,6 +1813,9 @@
             </w:r>
           </w:p>
         </w:tc>
+        <w:trPr>
+          <w:tblHeader/>
+        </w:trPr>
       </w:tr>
       <w:tr>
         <w:tc>
@@ -1989,6 +2016,9 @@
             </w:r>
           </w:p>
         </w:tc>
+        <w:trPr>
+          <w:tblHeader/>
+        </w:trPr>
       </w:tr>
       <w:tr>
         <w:tc>
@@ -2195,6 +2225,9 @@
             </w:r>
           </w:p>
         </w:tc>
+        <w:trPr>
+          <w:tblHeader/>
+        </w:trPr>
       </w:tr>
       <w:tr>
         <w:tc>
@@ -2375,6 +2408,9 @@
             </w:r>
           </w:p>
         </w:tc>
+        <w:trPr>
+          <w:tblHeader/>
+        </w:trPr>
       </w:tr>
       <w:tr>
         <w:tc>
@@ -2580,6 +2616,9 @@
             </w:r>
           </w:p>
         </w:tc>
+        <w:trPr>
+          <w:tblHeader/>
+        </w:trPr>
       </w:tr>
       <w:tr>
         <w:tc>
@@ -2790,6 +2829,9 @@
             </w:r>
           </w:p>
         </w:tc>
+        <w:trPr>
+          <w:tblHeader/>
+        </w:trPr>
       </w:tr>
       <w:tr>
         <w:tc>
@@ -2927,7 +2969,7 @@
     </w:p>
     <w:p>
       <w:pPr>
-        <w:pStyle w:val="Heading3"/>
+        <w:pStyle w:val="Heading2"/>
       </w:pPr>
       <w:r>
         <w:t>Why do student projects look so different from one another?</w:t>
@@ -3127,7 +3169,7 @@
     </w:p>
     <w:p>
       <w:pPr>
-        <w:pStyle w:val="Heading3"/>
+        <w:pStyle w:val="Heading2"/>
       </w:pPr>
       <w:r>
         <w:t>Beginning of Course</w:t>

--- a/Teacher Resources (Start Here)/11_STARLAB_Parent_Guardian_Communication_Pack.docx
+++ b/Teacher Resources (Start Here)/11_STARLAB_Parent_Guardian_Communication_Pack.docx
@@ -965,7 +965,7 @@
               <w:spacing w:after="60"/>
             </w:pPr>
             <w:r>
-              <w:t>Keep this pack in the Teacher Resource Library under Communication and Partnerships and label it For Teacher Distribution. Do not create a separate public family portal page at this time.</w:t>
+              <w:t>Keep this pack in the Teacher Resource Library under Communication and Partnerships and link it from the Family Communications hub. This pack is the primary coursewide communication source. Unit 1 Appendix J is a shortened Week 1 welcome option, not a separate communication sequence. Teachers should customize and distribute messages through district-approved channels. Use district-supplied forms for consent, media release, fieldwork, transportation, special equipment, data privacy, and other local requirements.</w:t>
             </w:r>
           </w:p>
         </w:tc>
